--- a/dashboard/public/iran-war/reports/06_japan_assessment_2026-05_v2.docx
+++ b/dashboard/public/iran-war/reports/06_japan_assessment_2026-05_v2.docx
@@ -78,22 +78,7 @@
           <w:b/>
           <w:bCs/>
         </w:rPr>
-        <w:t xml:space="preserve">日语一手源(IEEJ/JAIF/METI</w:t>
-      </w:r>
-      <w:r>
-        <w:rPr>
-          <w:b/>
-          <w:bCs/>
-        </w:rPr>
-        <w:t xml:space="preserve"> </w:t>
-      </w:r>
-      <w:r>
-        <w:rPr>
-          <w:rFonts w:hint="eastAsia"/>
-          <w:b/>
-          <w:bCs/>
-        </w:rPr>
-        <w:t xml:space="preserve">已读原文);全程区分【事实】与【推演】</w:t>
+        <w:t xml:space="preserve">日语一手源(IEEJ（日本能源经济研究所）/JAIF（日本原子能产业论坛）/METI（日本经济产业省）已读原文);全程区分【事实】与【推演】</w:t>
       </w:r>
     </w:p>
     <w:p>
@@ -252,10 +237,10 @@
         <w:rPr>
           <w:rFonts w:hint="eastAsia"/>
         </w:rPr>
-        <w:t xml:space="preserve">消费地精製主义</w:t>
-      </w:r>
-      <w:r>
-        <w:t xml:space="preserve"> + ¥3 </w:t>
+        <w:t xml:space="preserve">消費地精製主義（在消费地建立炼油设施的能源政策,减少对进口成品油的依赖）+</w:t>
+      </w:r>
+      <w:r>
+        <w:t xml:space="preserve"> ¥3 </w:t>
       </w:r>
       <w:r>
         <w:rPr>
@@ -303,15 +288,31 @@
           <w:b/>
           <w:bCs/>
         </w:rPr>
-        <w:t xml:space="preserve"> MAGA </w:t>
-      </w:r>
-      <w:r>
-        <w:rPr>
-          <w:rFonts w:hint="eastAsia"/>
-          <w:b/>
-          <w:bCs/>
-        </w:rPr>
-        <w:t xml:space="preserve">式的反建制民粹</w:t>
+        <w:t xml:space="preserve"> </w:t>
+      </w:r>
+      <w:r>
+        <w:rPr>
+          <w:rFonts w:hint="eastAsia"/>
+          <w:b/>
+          <w:bCs/>
+        </w:rPr>
+        <w:t xml:space="preserve">MAGA（</w:t>
+      </w:r>
+      <w:r>
+        <w:rPr>
+          <w:rFonts w:hint="eastAsia"/>
+          <w:b/>
+          <w:bCs/>
+        </w:rPr>
+        <w:t xml:space="preserve">“让美国再次伟大”</w:t>
+      </w:r>
+      <w:r>
+        <w:rPr>
+          <w:rFonts w:hint="eastAsia"/>
+          <w:b/>
+          <w:bCs/>
+        </w:rPr>
+        <w:t xml:space="preserve">,特朗普的政治运动）式的反建制民粹</w:t>
       </w:r>
       <w:r>
         <w:rPr>
@@ -872,13 +873,13 @@
         <w:t xml:space="preserve">天升到</w:t>
       </w:r>
       <w:r>
-        <w:t xml:space="preserve"> ~150;JERA </w:t>
-      </w:r>
-      <w:r>
-        <w:rPr>
-          <w:rFonts w:hint="eastAsia"/>
-        </w:rPr>
-        <w:t xml:space="preserve">口径原油</w:t>
+        <w:t xml:space="preserve"> </w:t>
+      </w:r>
+      <w:r>
+        <w:rPr>
+          <w:rFonts w:hint="eastAsia"/>
+        </w:rPr>
+        <w:t xml:space="preserve">~150;JERA（日本最大电力公司,由东京电力和中部电力合并而来）口径原油</w:t>
       </w:r>
       <w:r>
         <w:t xml:space="preserve"> </w:t>
@@ -935,7 +936,7 @@
         <w:rPr>
           <w:rFonts w:hint="eastAsia"/>
         </w:rPr>
-        <w:t xml:space="preserve">消费地精製主義(本土炼油自足)</w:t>
+        <w:t xml:space="preserve">消費地精製主義（在消费地建立炼油设施的能源政策,减少对进口成品油的依赖）（本土炼油自足）</w:t>
       </w:r>
     </w:p>
     <w:p>
@@ -1025,7 +1026,7 @@
         <w:rPr>
           <w:rFonts w:hint="eastAsia"/>
         </w:rPr>
-        <w:t xml:space="preserve">个百分点(Koyama)</w:t>
+        <w:t xml:space="preserve">个百分点（pp，百分点）(Koyama)</w:t>
       </w:r>
     </w:p>
     <w:p>
@@ -1167,7 +1168,7 @@
         <w:rPr>
           <w:rFonts w:hint="eastAsia"/>
         </w:rPr>
-        <w:t xml:space="preserve">(其余定检轮换);可用基数</w:t>
+        <w:t xml:space="preserve">(其余定检轮换)。可用基数</w:t>
       </w:r>
       <w:r>
         <w:t xml:space="preserve"> 17 </w:t>
@@ -1179,7 +1180,13 @@
         <w:t xml:space="preserve">座几乎全是关西/九州/四国</w:t>
       </w:r>
       <w:r>
-        <w:t xml:space="preserve"> PWR;</w:t>
+        <w:t xml:space="preserve"> </w:t>
+      </w:r>
+      <w:r>
+        <w:rPr>
+          <w:rFonts w:hint="eastAsia"/>
+        </w:rPr>
+        <w:t xml:space="preserve">PWR（压水堆,最常见的核电站类型）。</w:t>
       </w:r>
       <w:r>
         <w:rPr>
@@ -1202,22 +1209,7 @@
           <w:b/>
           <w:bCs/>
         </w:rPr>
-        <w:t xml:space="preserve">号(TEPCO</w:t>
-      </w:r>
-      <w:r>
-        <w:rPr>
-          <w:b/>
-          <w:bCs/>
-        </w:rPr>
-        <w:t xml:space="preserve"> </w:t>
-      </w:r>
-      <w:r>
-        <w:rPr>
-          <w:rFonts w:hint="eastAsia"/>
-          <w:b/>
-          <w:bCs/>
-        </w:rPr>
-        <w:t xml:space="preserve">福岛后东日本首座,14</w:t>
+        <w:t xml:space="preserve">号(TEPCO（东京电力公司）福岛后东日本首座,14</w:t>
       </w:r>
       <w:r>
         <w:rPr>
@@ -1511,7 +1503,7 @@
         <w:rPr>
           <w:rFonts w:hint="eastAsia"/>
         </w:rPr>
-        <w:t xml:space="preserve">补贴</w:t>
+        <w:t xml:space="preserve">燃油补贴</w:t>
       </w:r>
       <w:r>
         <w:t xml:space="preserve"> </w:t>
@@ -1531,7 +1523,7 @@
         <w:rPr>
           <w:rFonts w:hint="eastAsia"/>
         </w:rPr>
-        <w:t xml:space="preserve">重启);基金</w:t>
+        <w:t xml:space="preserve">重启);补贴基金</w:t>
       </w:r>
       <w:r>
         <w:t xml:space="preserve"> </w:t>
@@ -1552,7 +1544,7 @@
         <w:t xml:space="preserve">月底枯竭</w:t>
       </w:r>
       <w:r>
-        <w:t xml:space="preserve">;</w:t>
+        <w:t xml:space="preserve">。</w:t>
       </w:r>
       <w:r>
         <w:rPr>
@@ -1620,7 +1612,13 @@
         </w:numPr>
       </w:pPr>
       <w:r>
-        <w:t xml:space="preserve">BOJ:FY2026 GDP </w:t>
+        <w:rPr>
+          <w:rFonts w:hint="eastAsia"/>
+        </w:rPr>
+        <w:t xml:space="preserve">BOJ（日本银行,即日本中央银行）预测:FY2026</w:t>
+      </w:r>
+      <w:r>
+        <w:t xml:space="preserve"> GDP </w:t>
       </w:r>
       <w:r>
         <w:rPr>
@@ -1653,7 +1651,7 @@
         <w:rPr>
           <w:rFonts w:hint="eastAsia"/>
         </w:rPr>
-        <w:t xml:space="preserve">高市政权支持率结构转”被动/生活实感”;高市</w:t>
+        <w:t xml:space="preserve">高市政权支持率结构转”被动/生活实感”。高市</w:t>
       </w:r>
       <w:r>
         <w:rPr>
@@ -1667,7 +1665,7 @@
         <w:rPr>
           <w:rFonts w:hint="eastAsia"/>
         </w:rPr>
-        <w:t xml:space="preserve">于补正预算;</w:t>
+        <w:t xml:space="preserve">于补正预算。</w:t>
       </w:r>
       <w:r>
         <w:rPr>
@@ -1688,7 +1686,7 @@
         <w:rPr>
           <w:rFonts w:hint="eastAsia"/>
         </w:rPr>
-        <w:t xml:space="preserve">(JCER)——精英意见与民粹补贴相反</w:t>
+        <w:t xml:space="preserve">(JCER（日本经济研究中心）)——精英意见与民粹补贴相反</w:t>
       </w:r>
     </w:p>
     <w:bookmarkEnd w:id="19"/>
@@ -1773,43 +1771,7 @@
         <w:rPr>
           <w:rFonts w:hint="eastAsia"/>
         </w:rPr>
-        <w:t xml:space="preserve">~$25/MMBtu;日本油价挂钩长约</w:t>
-      </w:r>
-      <w:r>
-        <w:t xml:space="preserve"> LNG</w:t>
-      </w:r>
-      <w:r>
-        <w:t xml:space="preserve"> </w:t>
-      </w:r>
-      <w:r>
-        <w:rPr>
-          <w:b/>
-          <w:bCs/>
-        </w:rPr>
-        <w:t xml:space="preserve">~3 </w:t>
-      </w:r>
-      <w:r>
-        <w:rPr>
-          <w:rFonts w:hint="eastAsia"/>
-          <w:b/>
-          <w:bCs/>
-        </w:rPr>
-        <w:t xml:space="preserve">月滞后</w:t>
-      </w:r>
-      <w:r>
-        <w:rPr>
-          <w:rFonts w:hint="eastAsia"/>
-        </w:rPr>
-        <w:t xml:space="preserve">上涨——账单冲击</w:t>
-      </w:r>
-      <w:r>
-        <w:t xml:space="preserve"> later </w:t>
-      </w:r>
-      <w:r>
-        <w:rPr>
-          <w:rFonts w:hint="eastAsia"/>
-        </w:rPr>
-        <w:t xml:space="preserve">峰值</w:t>
+        <w:t xml:space="preserve">~$25/MMBtu（百万英热单位,天然气价格单位）</w:t>
       </w:r>
     </w:p>
     <w:p>
@@ -1824,25 +1786,34 @@
         <w:rPr>
           <w:rFonts w:hint="eastAsia"/>
         </w:rPr>
-        <w:t xml:space="preserve">需求时机缓冲:过了冬峰</w:t>
-      </w:r>
-      <w:r>
-        <w:t xml:space="preserve"> + </w:t>
-      </w:r>
-      <w:r>
-        <w:rPr>
-          <w:rFonts w:hint="eastAsia"/>
-        </w:rPr>
-        <w:t xml:space="preserve">中国现货需求弱</w:t>
-      </w:r>
-      <w:r>
-        <w:t xml:space="preserve"> → </w:t>
-      </w:r>
-      <w:r>
-        <w:rPr>
-          <w:rFonts w:hint="eastAsia"/>
-        </w:rPr>
-        <w:t xml:space="preserve">物理耗竭大概率避免</w:t>
+        <w:t xml:space="preserve">日本油价挂钩长约</w:t>
+      </w:r>
+      <w:r>
+        <w:t xml:space="preserve"> LNG</w:t>
+      </w:r>
+      <w:r>
+        <w:t xml:space="preserve"> </w:t>
+      </w:r>
+      <w:r>
+        <w:rPr>
+          <w:b/>
+          <w:bCs/>
+        </w:rPr>
+        <w:t xml:space="preserve">~3 </w:t>
+      </w:r>
+      <w:r>
+        <w:rPr>
+          <w:rFonts w:hint="eastAsia"/>
+          <w:b/>
+          <w:bCs/>
+        </w:rPr>
+        <w:t xml:space="preserve">个月滞后</w:t>
+      </w:r>
+      <w:r>
+        <w:rPr>
+          <w:rFonts w:hint="eastAsia"/>
+        </w:rPr>
+        <w:t xml:space="preserve">上涨——账单冲击延迟至峰值</w:t>
       </w:r>
     </w:p>
     <w:p>
@@ -1856,41 +1827,26 @@
       <w:r>
         <w:rPr>
           <w:rFonts w:hint="eastAsia"/>
-          <w:b/>
-          <w:bCs/>
-        </w:rPr>
-        <w:t xml:space="preserve">二阶</w:t>
-      </w:r>
-      <w:r>
-        <w:rPr>
-          <w:b/>
-          <w:bCs/>
-        </w:rPr>
-        <w:t xml:space="preserve"> twin shock</w:t>
-      </w:r>
-      <w:r>
-        <w:rPr>
-          <w:rFonts w:hint="eastAsia"/>
-        </w:rPr>
-        <w:t xml:space="preserve">:中东也是化肥/石化枢纽,6-12</w:t>
-      </w:r>
-      <w:r>
-        <w:t xml:space="preserve"> </w:t>
-      </w:r>
-      <w:r>
-        <w:rPr>
-          <w:rFonts w:hint="eastAsia"/>
-        </w:rPr>
-        <w:t xml:space="preserve">月后</w:t>
-      </w:r>
-      <w:r>
-        <w:t xml:space="preserve"> </w:t>
-      </w:r>
-      <w:r>
-        <w:rPr>
-          <w:rFonts w:hint="eastAsia"/>
-        </w:rPr>
-        <w:t xml:space="preserve">urea/农业通胀</w:t>
+        </w:rPr>
+        <w:t xml:space="preserve">需求时机缓冲:过了冬峰</w:t>
+      </w:r>
+      <w:r>
+        <w:t xml:space="preserve"> + </w:t>
+      </w:r>
+      <w:r>
+        <w:rPr>
+          <w:rFonts w:hint="eastAsia"/>
+        </w:rPr>
+        <w:t xml:space="preserve">中国现货需求弱</w:t>
+      </w:r>
+      <w:r>
+        <w:t xml:space="preserve"> → </w:t>
+      </w:r>
+      <w:r>
+        <w:rPr>
+          <w:rFonts w:hint="eastAsia"/>
+        </w:rPr>
+        <w:t xml:space="preserve">物理耗竭大概率避免</w:t>
       </w:r>
     </w:p>
     <w:p>
@@ -1904,6 +1860,54 @@
       <w:r>
         <w:rPr>
           <w:rFonts w:hint="eastAsia"/>
+          <w:b/>
+          <w:bCs/>
+        </w:rPr>
+        <w:t xml:space="preserve">二阶</w:t>
+      </w:r>
+      <w:r>
+        <w:rPr>
+          <w:b/>
+          <w:bCs/>
+        </w:rPr>
+        <w:t xml:space="preserve"> twin shock</w:t>
+      </w:r>
+      <w:r>
+        <w:rPr>
+          <w:rFonts w:hint="eastAsia"/>
+        </w:rPr>
+        <w:t xml:space="preserve">:中东也是化肥/石化枢纽,6-12</w:t>
+      </w:r>
+      <w:r>
+        <w:t xml:space="preserve"> </w:t>
+      </w:r>
+      <w:r>
+        <w:rPr>
+          <w:rFonts w:hint="eastAsia"/>
+        </w:rPr>
+        <w:t xml:space="preserve">月后</w:t>
+      </w:r>
+      <w:r>
+        <w:t xml:space="preserve"> </w:t>
+      </w:r>
+      <w:r>
+        <w:rPr>
+          <w:rFonts w:hint="eastAsia"/>
+        </w:rPr>
+        <w:t xml:space="preserve">urea/农业通胀</w:t>
+      </w:r>
+    </w:p>
+    <w:p>
+      <w:pPr>
+        <w:pStyle w:val="Compact"/>
+        <w:numPr>
+          <w:ilvl w:val="0"/>
+          <w:numId w:val="1005"/>
+        </w:numPr>
+      </w:pPr>
+      <w:r>
+        <w:rPr>
+          <w:rFonts w:hint="eastAsia"/>
         </w:rPr>
         <w:t xml:space="preserve">结构:</w:t>
       </w:r>
@@ -2106,12 +2110,15 @@
         </w:rPr>
         <w:t xml:space="preserve">吗?明确不是。</w:t>
       </w:r>
-      <w:r>
-        <w:t xml:space="preserve"> </w:t>
-      </w:r>
-      <w:r>
-        <w:t xml:space="preserve">- </w:t>
-      </w:r>
+    </w:p>
+    <w:p>
+      <w:pPr>
+        <w:pStyle w:val="Compact"/>
+        <w:numPr>
+          <w:ilvl w:val="0"/>
+          <w:numId w:val="1007"/>
+        </w:numPr>
+      </w:pPr>
       <w:r>
         <w:rPr>
           <w:rFonts w:hint="eastAsia"/>
@@ -2130,29 +2137,20 @@
         <w:rPr>
           <w:rFonts w:hint="eastAsia"/>
         </w:rPr>
-        <w:t xml:space="preserve">;安倍派民族主义、日本会议成员、修正史观、挺台、要修宪第九条;Kōmeitō</w:t>
-      </w:r>
-      <w:r>
-        <w:t xml:space="preserve"> </w:t>
-      </w:r>
-      <w:r>
-        <w:rPr>
-          <w:rFonts w:hint="eastAsia"/>
-        </w:rPr>
-        <w:t xml:space="preserve">退出、右翼维新入阁(去掉了防卫的”刹车”,换成”油门”——Tobias</w:t>
+        <w:t xml:space="preserve">。她是安倍派民族主义者、日本会議（日本会议,日本最大的民族主义团体,高市早苗的重要支持基础）成员、持修正史观、挺台、主张修宪第九条。Kōmeitō（公明党,日本联合政府中的小党,传统上对防卫政策偏保守）退出、右翼维新入阁(去掉了防卫的”刹车”,换成”油门”——Tobias</w:t>
       </w:r>
       <w:r>
         <w:t xml:space="preserve"> Harris)</w:t>
       </w:r>
-      <w:r>
-        <w:t xml:space="preserve"> </w:t>
-      </w:r>
-      <w:r>
-        <w:t xml:space="preserve">-</w:t>
-      </w:r>
-      <w:r>
-        <w:t xml:space="preserve"> </w:t>
-      </w:r>
+    </w:p>
+    <w:p>
+      <w:pPr>
+        <w:pStyle w:val="Compact"/>
+        <w:numPr>
+          <w:ilvl w:val="0"/>
+          <w:numId w:val="1007"/>
+        </w:numPr>
+      </w:pPr>
       <w:r>
         <w:rPr>
           <w:rFonts w:hint="eastAsia"/>
@@ -2258,7 +2256,7 @@
     </w:p>
     <w:p>
       <w:pPr>
-        <w:pStyle w:val="BodyText"/>
+        <w:pStyle w:val="FirstParagraph"/>
       </w:pPr>
       <w:r>
         <w:rPr>
@@ -2298,12 +2296,15 @@
         </w:rPr>
         <w:t xml:space="preserve">逼出的自主对冲</w:t>
       </w:r>
-      <w:r>
-        <w:t xml:space="preserve"> </w:t>
-      </w:r>
-      <w:r>
-        <w:t xml:space="preserve">- </w:t>
-      </w:r>
+    </w:p>
+    <w:p>
+      <w:pPr>
+        <w:pStyle w:val="Compact"/>
+        <w:numPr>
+          <w:ilvl w:val="0"/>
+          <w:numId w:val="1008"/>
+        </w:numPr>
+      </w:pPr>
       <w:r>
         <w:rPr>
           <w:rFonts w:hint="eastAsia"/>
@@ -2346,15 +2347,15 @@
       <w:r>
         <w:t xml:space="preserve"> Dome(Solís/Brookings;Johnstone/CSIS)</w:t>
       </w:r>
-      <w:r>
-        <w:t xml:space="preserve"> </w:t>
-      </w:r>
-      <w:r>
-        <w:t xml:space="preserve">-</w:t>
-      </w:r>
-      <w:r>
-        <w:t xml:space="preserve"> </w:t>
-      </w:r>
+    </w:p>
+    <w:p>
+      <w:pPr>
+        <w:pStyle w:val="Compact"/>
+        <w:numPr>
+          <w:ilvl w:val="0"/>
+          <w:numId w:val="1008"/>
+        </w:numPr>
+      </w:pPr>
       <w:r>
         <w:rPr>
           <w:rFonts w:hint="eastAsia"/>
@@ -2417,7 +2418,13 @@
         <w:t xml:space="preserve">Trump-Xi”瓜分地区”</w:t>
       </w:r>
       <w:r>
-        <w:t xml:space="preserve">(SCMP);Michael </w:t>
+        <w:rPr>
+          <w:rFonts w:hint="eastAsia"/>
+        </w:rPr>
+        <w:t xml:space="preserve">(SCMP（《南华早报》）);Michael</w:t>
+      </w:r>
+      <w:r>
+        <w:t xml:space="preserve"> </w:t>
       </w:r>
       <w:r>
         <w:rPr>
@@ -2428,12 +2435,15 @@
       <w:r>
         <w:t xml:space="preserve"> B”</w:t>
       </w:r>
-      <w:r>
-        <w:t xml:space="preserve"> </w:t>
-      </w:r>
-      <w:r>
-        <w:t xml:space="preserve">- </w:t>
-      </w:r>
+    </w:p>
+    <w:p>
+      <w:pPr>
+        <w:pStyle w:val="Compact"/>
+        <w:numPr>
+          <w:ilvl w:val="0"/>
+          <w:numId w:val="1008"/>
+        </w:numPr>
+      </w:pPr>
       <w:r>
         <w:rPr>
           <w:rFonts w:hint="eastAsia"/>
@@ -2544,7 +2554,7 @@
         <w:pStyle w:val="Compact"/>
         <w:numPr>
           <w:ilvl w:val="0"/>
-          <w:numId w:val="1007"/>
+          <w:numId w:val="1009"/>
         </w:numPr>
       </w:pPr>
       <w:r>
@@ -2612,7 +2622,7 @@
         <w:pStyle w:val="Compact"/>
         <w:numPr>
           <w:ilvl w:val="0"/>
-          <w:numId w:val="1007"/>
+          <w:numId w:val="1009"/>
         </w:numPr>
       </w:pPr>
       <w:r>
@@ -2630,23 +2640,14 @@
         <w:pStyle w:val="Compact"/>
         <w:numPr>
           <w:ilvl w:val="0"/>
-          <w:numId w:val="1007"/>
+          <w:numId w:val="1009"/>
         </w:numPr>
       </w:pPr>
       <w:r>
         <w:rPr>
           <w:rFonts w:hint="eastAsia"/>
         </w:rPr>
-        <w:t xml:space="preserve">日本回应:Minamitori</w:t>
-      </w:r>
-      <w:r>
-        <w:t xml:space="preserve"> </w:t>
-      </w:r>
-      <w:r>
-        <w:rPr>
-          <w:rFonts w:hint="eastAsia"/>
-        </w:rPr>
-        <w:t xml:space="preserve">附近深海稀土开采测试——</w:t>
+        <w:t xml:space="preserve">日本回应:Minamitori（南鸟岛,日本最东端岛屿,附近海底发现大量稀土矿藏）附近深海稀土开采测试——</w:t>
       </w:r>
       <w:r>
         <w:rPr>
@@ -2945,7 +2946,7 @@
         <w:pStyle w:val="Compact"/>
         <w:numPr>
           <w:ilvl w:val="0"/>
-          <w:numId w:val="1008"/>
+          <w:numId w:val="1010"/>
         </w:numPr>
       </w:pPr>
       <w:r>
@@ -2987,7 +2988,7 @@
         <w:pStyle w:val="Compact"/>
         <w:numPr>
           <w:ilvl w:val="0"/>
-          <w:numId w:val="1008"/>
+          <w:numId w:val="1010"/>
         </w:numPr>
       </w:pPr>
       <w:r>
@@ -3029,7 +3030,7 @@
         <w:pStyle w:val="Compact"/>
         <w:numPr>
           <w:ilvl w:val="0"/>
-          <w:numId w:val="1008"/>
+          <w:numId w:val="1010"/>
         </w:numPr>
       </w:pPr>
       <w:r>
@@ -3369,6 +3370,12 @@
     <w:abstractNumId w:val="991"/>
   </w:num>
   <w:num w:numId="1008">
+    <w:abstractNumId w:val="991"/>
+  </w:num>
+  <w:num w:numId="1009">
+    <w:abstractNumId w:val="991"/>
+  </w:num>
+  <w:num w:numId="1010">
     <w:abstractNumId w:val="991"/>
   </w:num>
 </w:numbering>
